--- a/manuscript/cover_letter.docx
+++ b/manuscript/cover_letter.docx
@@ -95,7 +95,7 @@
         <w:jc w:val="both"/>
       </w:pPr>
       <w:r>
-        <w:t xml:space="preserve">Machine learning systems increasingly ship with post-hoc explanations attached to their predictions, and a natural but largely untested assumption is that when a post-hoc explainer agrees with an independent, exact reference, that agreement signals a trustworthy prediction. We build the exact reference required to test this directly: a glass-box model, the Explainable Boosting Machine, embedded as a base learner inside a heterogeneous stacked ensemble, so that post-hoc SHAP explanations can be audited against attributions that are exact by construction, at no additional inference cost. Using proper statistical comparison against the ensemble's own confidence score (paired DeLong tests, cross-validated incremental discrimination, bootstrap confidence intervals), we find the assumption largely does not hold: divergence underperforms confidence in the majority of tested conditions across in-distribution error prediction and out-of-distribution novelty detection, and its relationship to error and novelty reverses sign between held-out attack classes and between benchmark datasets. We report this as a rigorously-tested negative result rather than a positive capability claim, alongside two further findings of independent interest: CICIDS-2017's attack types are confined one per collection day, precluding a naive temporal train/test split regardless of which day boundary is chosen; and single-point explanation-agreement estimates carry meaningful refit-to-refit variability that background-sampling bootstrap confidence intervals alone do not capture. Because the base learners span three distinct learning paradigms (gradient boosting, extremely randomised bagging, and an additive glass-box model), the ensemble also recovers genuine diversity gains that a homogeneous voting ensemble of similar tree models fails to achieve — a methodological finding independent of the application domain.</w:t>
+        <w:t xml:space="preserve">Machine learning systems increasingly ship with post-hoc explanations attached to their predictions, and a natural but largely untested assumption is that when a post-hoc explainer agrees with an independent, exact reference, that agreement signals a trustworthy prediction. We build the exact reference required to test this directly: a glass-box model, the Explainable Boosting Machine, embedded as a base learner inside a heterogeneous stacked ensemble, so that post-hoc SHAP explanations can be audited against attributions that are exact by construction, at no additional inference cost. Using proper statistical comparison against the ensemble's own confidence score (paired DeLong tests, cross-validated incremental discrimination, bootstrap confidence intervals), we find the assumption largely does not hold: divergence underperforms confidence in the majority of tested conditions across in-distribution error prediction and out-of-distribution novelty detection, and its relationship to error and novelty reverses sign between held-out attack classes and between benchmark datasets. We report this as a rigorously-tested negative result rather than a positive capability claim, alongside two further findings of independent interest: CICIDS-2017's attack types are confined one per collection day, precluding a naive temporal train/test split regardless of which day boundary is chosen; and single-point explanation-agreement estimates carry meaningful refit-to-refit variability that background-sampling bootstrap confidence intervals alone do not capture. Because the base learners span three distinct learning paradigms (gradient boosting, extremely randomised bagging, and an additive glass-box model), the ensemble also recovers genuine diversity gains that a homogeneous voting ensemble of similar tree models fails to achieve, a methodological finding independent of the application domain.</w:t>
       </w:r>
     </w:p>
     <w:p>
